--- a/companies/calderwood-partners/Engagements/Pacheco-Casey/2014.07.03 - Status Report - Pacheco-Casey v2 FINAL (copy).docx
+++ b/companies/calderwood-partners/Engagements/Pacheco-Casey/2014.07.03 - Status Report - Pacheco-Casey v2 FINAL (copy).docx
@@ -7,12 +7,12 @@
         <w:pStyle w:val="Heading1"/>
       </w:pPr>
       <w:r>
-        <w:t>Procurement Transformation: Status Report</w:t>
+        <w:t>Status Report -- Procurement Transformation for Pacheco-Casey</w:t>
       </w:r>
     </w:p>
     <w:p>
       <w:r>
-        <w:t>Prepared for the Office of the Director of Operations, Pacheco-Casey, by Matthew Parrish on behalf of the engagement team. This report covers the work of the past period and the standing of the engagement at about its midpoint.</w:t>
+        <w:t>The engagement is roughly at its midpoint and on plan: the spend baseline is closed, the analysis has told us where the value sits, and the work is turning from diagnosis toward the sourcing decisions that will carry the savings. This report covers the period since the last one, sets out what has been finished and what comes next, and names the risks I am watching. It is prepared by Matthew Parrish, with the analysis led by Brenda Rodriguez and the underlying data work carried by Daniel Leach.</w:t>
       </w:r>
     </w:p>
     <w:p>
@@ -20,12 +20,12 @@
         <w:pStyle w:val="Heading2"/>
       </w:pPr>
       <w:r>
-        <w:t>Where the Engagement Stands</w:t>
+        <w:t>Where things stand</w:t>
       </w:r>
     </w:p>
     <w:p>
       <w:r>
-        <w:t>The engagement is at roughly its midpoint and on plan. The first half was the diagnostic: building a complete, reconciled picture of what Pacheco-Casey buys and how it is bought. That picture is now in hand, and it is solid enough to build recommendations on. The second half turns from diagnosis to recommendation, working the largest categories into specific, costed changes and setting out the buying process that keeps the saving in place after the work ends. Nothing to date has moved us off the plan set at kickoff, and the shape of the opportunity is close to what we described when the letter was signed.</w:t>
+        <w:t>The diagnostic phase is complete. We now have a spend picture for Pacheco-Casey that reconciles to the ledger, broken out by category and supplier across the last two years, and a benchmarked view of how the leading categories are bought relative to comparable buyers. On that basis we have identified the categories where the return on a change is largest and are shaping the sourcing strategies that would realize it. The engagement remains within the fixed fee of $110,500 agreed at the outset, and nothing in the current plan calls for a change to it.</w:t>
       </w:r>
     </w:p>
     <w:p>
@@ -33,7 +33,7 @@
         <w:pStyle w:val="Heading2"/>
       </w:pPr>
       <w:r>
-        <w:t>Completed This Period</w:t>
+        <w:t>Completed this period</w:t>
       </w:r>
     </w:p>
     <w:p>
@@ -41,7 +41,7 @@
         <w:pStyle w:val="ListBullet"/>
       </w:pPr>
       <w:r>
-        <w:t>The spend baseline is complete and reconciled to the general ledger, including the plant-level detail for all sites, which was the largest single piece of work in the first half.</w:t>
+        <w:t>1. Closed the spend baseline and reconciled it to the general ledger, resolving the two categories that had shared a supplier code and been counted as one.</w:t>
       </w:r>
     </w:p>
     <w:p>
@@ -49,7 +49,7 @@
         <w:pStyle w:val="ListBullet"/>
       </w:pPr>
       <w:r>
-        <w:t>Spend has been cut by category and by supplier, and the categories carrying the most opportunity have been identified and ranked.</w:t>
+        <w:t>2. Benchmarked terms and supplier structure for the three leading categories, which between them account for the larger share of addressable spend.</w:t>
       </w:r>
     </w:p>
     <w:p>
@@ -57,7 +57,7 @@
         <w:pStyle w:val="ListBullet"/>
       </w:pPr>
       <w:r>
-        <w:t>The pattern of off-contract and locally placed purchasing has been mapped, using the purchasing-card records received during the period.</w:t>
+        <w:t>3. Sized the consolidation opportunity on those categories, giving a defensible range for what a tested set of terms and a shorter supplier list could return.</w:t>
       </w:r>
     </w:p>
     <w:p>
@@ -65,7 +65,20 @@
         <w:pStyle w:val="ListBullet"/>
       </w:pPr>
       <w:r>
-        <w:t>The way purchasing is done today, site by site, has been documented from the records and the interviews rather than from the written policy.</w:t>
+        <w:t>4. Mapped how purchasing decisions are made today, category by category, so that any change we propose fits how the buyers actually work rather than how the policy says they should.</w:t>
+      </w:r>
+    </w:p>
+    <w:p>
+      <w:r>
+        <w:t>Taken together, this closes the diagnosis. We now know where the company spends, with whom, and on what terms, and we can say with reasonable confidence which categories will repay a change and which will not. Brenda Rodriguez has led that read, and Daniel Leach has kept the underlying data clean enough that one of your own analysts could pick it up and follow it without a guide.</w:t>
+      </w:r>
+    </w:p>
+    <w:p>
+      <w:pPr>
+        <w:pStyle w:val="Heading2"/>
+      </w:pPr>
+      <w:r>
+        <w:t>Planned for the coming weeks</w:t>
       </w:r>
     </w:p>
     <w:p>
@@ -73,7 +86,36 @@
         <w:pStyle w:val="ListBullet"/>
       </w:pPr>
       <w:r>
-        <w:t>Interviews with the category owners and the plant purchasing leads are under way; roughly two thirds are complete.</w:t>
+        <w:t>1. Develop the sourcing strategy for each lead category, setting out the target supplier structure and the terms worth pursuing.</w:t>
+      </w:r>
+    </w:p>
+    <w:p>
+      <w:pPr>
+        <w:pStyle w:val="ListBullet"/>
+      </w:pPr>
+      <w:r>
+        <w:t>2. Prepare the negotiation approach, including the reference points a buyer would take into a supplier conversation.</w:t>
+      </w:r>
+    </w:p>
+    <w:p>
+      <w:pPr>
+        <w:pStyle w:val="ListBullet"/>
+      </w:pPr>
+      <w:r>
+        <w:t>3. Extend the analysis to the next tier of categories, so that the transformed model covers more than the three we led with.</w:t>
+      </w:r>
+    </w:p>
+    <w:p>
+      <w:pPr>
+        <w:pStyle w:val="ListBullet"/>
+      </w:pPr>
+      <w:r>
+        <w:t>4. Begin the transition plan, describing what your own buyers would own once we have gone.</w:t>
+      </w:r>
+    </w:p>
+    <w:p>
+      <w:r>
+        <w:t>The center of the next period is the sourcing strategy. Everything before this has been about establishing what is true; the work now is about deciding what to do with it, which means choosing target supplier structures, setting the terms worth pursuing, and preparing your people to hold those terms after the engagement has closed.</w:t>
       </w:r>
     </w:p>
     <w:p>
@@ -81,33 +123,7 @@
         <w:pStyle w:val="Heading2"/>
       </w:pPr>
       <w:r>
-        <w:t>What the Diagnostic Points To</w:t>
-      </w:r>
-    </w:p>
-    <w:p>
-      <w:r>
-        <w:t>The diagnostic points to three sources of avoidable cost, each of which is still being sized rather than reported as final. The company buys its largest categories from more suppliers than the volume needs, which spreads the spend thin and leaves negotiating leverage on the table. The same items are bought at different prices and on different terms from one site to the next, without a reason the records account for. And a fair share of purchasing runs off contract, in small orders placed locally, outside the agreements the company already holds. None of this is unusual where buying has grown up site by site rather than centrally. What is new is that the size of each is now measurable instead of assumed, and that measurement is what the second half of the work builds the recommendations on.</w:t>
-      </w:r>
-    </w:p>
-    <w:p>
-      <w:pPr>
-        <w:pStyle w:val="Heading2"/>
-      </w:pPr>
-      <w:r>
-        <w:t>The Engagement Against Budget</w:t>
-      </w:r>
-    </w:p>
-    <w:p>
-      <w:r>
-        <w:t>The engagement is priced as a fixed fee of $110,500 for the scope agreed at the outset. Fees and expenses to date track the plan: at about the halfway point of the schedule, a little under half of the fee has been billed, and the work is within budget. No change to scope or fee is contemplated.</w:t>
-      </w:r>
-    </w:p>
-    <w:p>
-      <w:pPr>
-        <w:pStyle w:val="Heading2"/>
-      </w:pPr>
-      <w:r>
-        <w:t>Upcoming Work</w:t>
+        <w:t>Risks I am watching</w:t>
       </w:r>
     </w:p>
     <w:p>
@@ -115,7 +131,7 @@
         <w:pStyle w:val="ListBullet"/>
       </w:pPr>
       <w:r>
-        <w:t>Finish the category deep dives on maintenance and repair supplies and on inbound freight, and size each opportunity as a range, which we will narrow as the supplier work confirms it.</w:t>
+        <w:t>The tail of small, off-contract suppliers is larger than the company first expected, and cleaning it up will take effort from the buyers that competes with their day job.</w:t>
       </w:r>
     </w:p>
     <w:p>
@@ -123,7 +139,7 @@
         <w:pStyle w:val="ListBullet"/>
       </w:pPr>
       <w:r>
-        <w:t>Complete the remaining category-owner and plant interviews so no recommendation rests on a category we have not walked through with the people who buy it.</w:t>
+        <w:t>A share of spend still sits outside any purchase order, so a portion of the picture rests on estimates that we are working to firm up from the invoice records.</w:t>
       </w:r>
     </w:p>
     <w:p>
@@ -131,60 +147,12 @@
         <w:pStyle w:val="ListBullet"/>
       </w:pPr>
       <w:r>
-        <w:t>Open the supplier discussions on the priority categories, within the boundary set in the engagement letter: we frame and support, the client negotiates and decides.</w:t>
-      </w:r>
-    </w:p>
-    <w:p>
-      <w:pPr>
-        <w:pStyle w:val="ListBullet"/>
-      </w:pPr>
-      <w:r>
-        <w:t>Draft the target procurement operating model, including how a purchase is approved, where buying authority sits, and when a category comes back for review.</w:t>
-      </w:r>
-    </w:p>
-    <w:p>
-      <w:pPr>
-        <w:pStyle w:val="ListBullet"/>
-      </w:pPr>
-      <w:r>
-        <w:t>Begin sequencing the changes into an implementation roadmap, weighted so the client's purchasing team is not asked to carry every change at once.</w:t>
-      </w:r>
-    </w:p>
-    <w:p>
-      <w:pPr>
-        <w:pStyle w:val="Heading2"/>
-      </w:pPr>
-      <w:r>
-        <w:t>Risks and Watch Items</w:t>
-      </w:r>
-    </w:p>
-    <w:p>
-      <w:pPr>
-        <w:pStyle w:val="ListBullet"/>
-      </w:pPr>
-      <w:r>
-        <w:t>A share of spend remains in miscellaneous ledger codes; Matthew Parrish is reconciling it, and until it is placed the category totals carry a small margin of error, which the report will state plainly.</w:t>
-      </w:r>
-    </w:p>
-    <w:p>
-      <w:pPr>
-        <w:pStyle w:val="ListBullet"/>
-      </w:pPr>
-      <w:r>
-        <w:t>Interview scheduling has slipped in places over the summer; Brenda Rodriguez is holding the priority sessions and the rest will follow.</w:t>
-      </w:r>
-    </w:p>
-    <w:p>
-      <w:pPr>
-        <w:pStyle w:val="ListBullet"/>
-      </w:pPr>
-      <w:r>
-        <w:t>The savings figures are preliminary and will move as the supplier work firms them up. Daniel Leach is closing the last of the supporting data, and the report will present each opportunity as a range the analysis can support, not a single number we expect to revise.</w:t>
+        <w:t>The savings depend on the company holding to the tested terms after we leave, which is a matter of discipline more than of analysis, and the transition plan has to account for it.</w:t>
       </w:r>
     </w:p>
     <w:p>
       <w:r>
-        <w:t>The next report will carry the sized opportunities by category and the first draft of the implementation roadmap. Questions on the numbers can come to Matthew Parrish directly, and questions on the analysis and the recommendations to Brenda Rodriguez. The team is grateful for the ready access the operations group at Pacheco-Casey has given us to its records and its people, which is a large part of why the diagnostic closed on time.</w:t>
+        <w:t>None of these is off track, and each has an owner and a plan behind it. Brenda Rodriguez and Daniel Leach will bring the sourcing strategies to the next working session, and I will keep this report current so that the picture you hold of the engagement matches the one we do.</w:t>
       </w:r>
     </w:p>
     <w:sectPr>
